--- a/docs/Guide-usager.docx
+++ b/docs/Guide-usager.docx
@@ -1946,7 +1946,7 @@
         <w:t xml:space="preserve">à l'avance</w:t>
       </w:r>
       <w:r>
-        <w:t xml:space="preserve"> (usager ou gestionnaire) qui n'annule pas la réservation et pré-remplit le pointage « Absent ».</w:t>
+        <w:t xml:space="preserve"> (usager ou gestionnaire) qui n'annule pas la réservation ; en mode pointage, le premier clic sur la séance pose alors directement « Absent ».</w:t>
       </w:r>
     </w:p>
     <w:p>

--- a/docs/Guide-usager.docx
+++ b/docs/Guide-usager.docx
@@ -1538,7 +1538,27 @@
         <w:t xml:space="preserve">Toute réservation obtenue</w:t>
       </w:r>
       <w:r>
-        <w:t xml:space="preserve"> sur le service — faite par vous, par un gestionnaire ou automatiquement — vous retire de la liste. La liste vous est aussi proposée au bon moment : un clic sur un créneau </w:t>
+        <w:t xml:space="preserve"> sur le service — faite par vous, par un gestionnaire ou automatiquement — vous retire de la liste. Si le service </w:t>
+      </w:r>
+      <w:r>
+        <w:rPr>
+          <w:b/>
+          <w:bCs/>
+        </w:rPr>
+        <w:t xml:space="preserve">refuse</w:t>
+      </w:r>
+      <w:r>
+        <w:t xml:space="preserve"> une réservation qui vous avait été faite automatiquement, vous </w:t>
+      </w:r>
+      <w:r>
+        <w:rPr>
+          <w:b/>
+          <w:bCs/>
+        </w:rPr>
+        <w:t xml:space="preserve">retrouvez votre place</w:t>
+      </w:r>
+      <w:r>
+        <w:t xml:space="preserve"> dans la liste, avec vos disponibilités et votre date d'inscription d'origine : l'e-mail de refus vaut alors information, il n'y a rien à refaire. La liste vous est aussi proposée au bon moment : un clic sur un créneau </w:t>
       </w:r>
       <w:r>
         <w:rPr>
